--- a/4. RESULTADOS/03_primer_eslabon_medidas/T08_resumen_decision.docx
+++ b/4. RESULTADOS/03_primer_eslabon_medidas/T08_resumen_decision.docx
@@ -488,7 +488,7 @@
                 <w:szCs w:val="22"/>
                 <w:color w:val="000000"/>
               </w:rPr>
-              <w:t xml:space="preserve">0.0891</w:t>
+              <w:t xml:space="preserve">0.0835</w:t>
             </w:r>
           </w:p>
         </w:tc>
@@ -543,7 +543,7 @@
                 <w:szCs w:val="22"/>
                 <w:color w:val="000000"/>
               </w:rPr>
-              <w:t xml:space="preserve">8.9070</w:t>
+              <w:t xml:space="preserve">8.3478</w:t>
             </w:r>
           </w:p>
         </w:tc>
@@ -708,7 +708,7 @@
                 <w:szCs w:val="22"/>
                 <w:color w:val="000000"/>
               </w:rPr>
-              <w:t xml:space="preserve">4,837</w:t>
+              <w:t xml:space="preserve">4,979</w:t>
             </w:r>
           </w:p>
         </w:tc>
@@ -823,7 +823,7 @@
                 <w:szCs w:val="22"/>
                 <w:color w:val="000000"/>
               </w:rPr>
-              <w:t xml:space="preserve">0.0406</w:t>
+              <w:t xml:space="preserve">0.0352</w:t>
             </w:r>
           </w:p>
         </w:tc>
@@ -878,7 +878,7 @@
                 <w:szCs w:val="22"/>
                 <w:color w:val="000000"/>
               </w:rPr>
-              <w:t xml:space="preserve">4.0578</w:t>
+              <w:t xml:space="preserve">3.5236</w:t>
             </w:r>
           </w:p>
         </w:tc>
@@ -1043,7 +1043,7 @@
                 <w:szCs w:val="22"/>
                 <w:color w:val="000000"/>
               </w:rPr>
-              <w:t xml:space="preserve">4,837</w:t>
+              <w:t xml:space="preserve">4,979</w:t>
             </w:r>
           </w:p>
         </w:tc>
@@ -1158,7 +1158,7 @@
                 <w:szCs w:val="22"/>
                 <w:color w:val="000000"/>
               </w:rPr>
-              <w:t xml:space="preserve">0.0369</w:t>
+              <w:t xml:space="preserve">0.0330</w:t>
             </w:r>
           </w:p>
         </w:tc>
@@ -1213,7 +1213,7 @@
                 <w:szCs w:val="22"/>
                 <w:color w:val="000000"/>
               </w:rPr>
-              <w:t xml:space="preserve">3.6875</w:t>
+              <w:t xml:space="preserve">3.2962</w:t>
             </w:r>
           </w:p>
         </w:tc>
@@ -1378,7 +1378,7 @@
                 <w:szCs w:val="22"/>
                 <w:color w:val="000000"/>
               </w:rPr>
-              <w:t xml:space="preserve">4,837</w:t>
+              <w:t xml:space="preserve">4,979</w:t>
             </w:r>
           </w:p>
         </w:tc>
@@ -1493,7 +1493,7 @@
                 <w:szCs w:val="22"/>
                 <w:color w:val="000000"/>
               </w:rPr>
-              <w:t xml:space="preserve">0.0290</w:t>
+              <w:t xml:space="preserve">0.0287</w:t>
             </w:r>
           </w:p>
         </w:tc>
@@ -1548,7 +1548,7 @@
                 <w:szCs w:val="22"/>
                 <w:color w:val="000000"/>
               </w:rPr>
-              <w:t xml:space="preserve">2.9047</w:t>
+              <w:t xml:space="preserve">2.8663</w:t>
             </w:r>
           </w:p>
         </w:tc>
@@ -1713,7 +1713,7 @@
                 <w:szCs w:val="22"/>
                 <w:color w:val="000000"/>
               </w:rPr>
-              <w:t xml:space="preserve">4,837</w:t>
+              <w:t xml:space="preserve">4,979</w:t>
             </w:r>
           </w:p>
         </w:tc>
@@ -1828,7 +1828,7 @@
                 <w:szCs w:val="22"/>
                 <w:color w:val="000000"/>
               </w:rPr>
-              <w:t xml:space="preserve">0.0001</w:t>
+              <w:t xml:space="preserve">0.0019</w:t>
             </w:r>
           </w:p>
         </w:tc>
@@ -1883,7 +1883,7 @@
                 <w:szCs w:val="22"/>
                 <w:color w:val="000000"/>
               </w:rPr>
-              <w:t xml:space="preserve">0.0078</w:t>
+              <w:t xml:space="preserve">0.1882</w:t>
             </w:r>
           </w:p>
         </w:tc>
@@ -1938,7 +1938,7 @@
                 <w:szCs w:val="22"/>
                 <w:color w:val="000000"/>
               </w:rPr>
-              <w:t xml:space="preserve">0.9898</w:t>
+              <w:t xml:space="preserve">0.7513</w:t>
             </w:r>
           </w:p>
         </w:tc>
@@ -2048,7 +2048,7 @@
                 <w:szCs w:val="22"/>
                 <w:color w:val="000000"/>
               </w:rPr>
-              <w:t xml:space="preserve">4,837</w:t>
+              <w:t xml:space="preserve">4,979</w:t>
             </w:r>
           </w:p>
         </w:tc>
